--- a/Coding 1 - year/Unit 6 - Debugging and Documentation/Daily Lesson Plans/Word/Day 133.docx
+++ b/Coding 1 - year/Unit 6 - Debugging and Documentation/Daily Lesson Plans/Word/Day 133.docx
@@ -50,12 +50,15 @@
               </w:rPr>
               <w:t xml:space="preserve">Coding I — Full Year</w:t>
             </w:r>
-          </w:p>
-          <w:p>
-            <w:pPr>
-              <w:spacing w:before="40"/>
-              <w:jc w:val="center"/>
-            </w:pPr>
+            <w:r>
+              <w:rPr>
+                <w:rFonts w:ascii="Arial" w:cs="Arial" w:eastAsia="Arial" w:hAnsi="Arial"/>
+                <w:sz w:val="16"/>
+                <w:szCs w:val="16"/>
+              </w:rPr>
+              <w:br/>
+              <w:t xml:space="preserve"/>
+            </w:r>
             <w:r>
               <w:rPr>
                 <w:rFonts w:ascii="Arial" w:cs="Arial" w:eastAsia="Arial" w:hAnsi="Arial"/>
@@ -83,7 +86,7 @@
           <w:rFonts w:ascii="Arial" w:cs="Arial" w:eastAsia="Arial" w:hAnsi="Arial"/>
           <w:b/>
           <w:bCs/>
-          <w:color w:val="1F3864"/>
+          <w:color w:val="2B5797"/>
           <w:sz w:val="32"/>
           <w:szCs w:val="32"/>
         </w:rPr>
@@ -261,9 +264,9 @@
               <w:right w:val="single" w:color="CCCCCC" w:sz="1"/>
             </w:tcBorders>
             <w:tcMar>
-              <w:top w:type="dxa" w:w="60"/>
+              <w:top w:type="dxa" w:w="80"/>
               <w:left w:type="dxa" w:w="120"/>
-              <w:bottom w:type="dxa" w:w="60"/>
+              <w:bottom w:type="dxa" w:w="80"/>
               <w:right w:type="dxa" w:w="120"/>
             </w:tcMar>
           </w:tcPr>
@@ -290,20 +293,213 @@
               <w:right w:val="single" w:color="CCCCCC" w:sz="1"/>
             </w:tcBorders>
             <w:tcMar>
-              <w:top w:type="dxa" w:w="60"/>
+              <w:top w:type="dxa" w:w="80"/>
               <w:left w:type="dxa" w:w="120"/>
-              <w:bottom w:type="dxa" w:w="60"/>
+              <w:bottom w:type="dxa" w:w="80"/>
               <w:right w:type="dxa" w:w="120"/>
             </w:tcMar>
           </w:tcPr>
           <w:p>
-            <w:r>
-              <w:rPr>
-                <w:rFonts w:ascii="Arial" w:cs="Arial" w:eastAsia="Arial" w:hAnsi="Arial"/>
-                <w:sz w:val="20"/>
-                <w:szCs w:val="20"/>
+            <w:pPr>
+              <w:spacing w:after="80" w:before="80"/>
+            </w:pPr>
+            <w:r>
+              <w:rPr>
+                <w:rFonts w:ascii="Arial" w:cs="Arial" w:eastAsia="Arial" w:hAnsi="Arial"/>
+                <w:b/>
+                <w:bCs/>
+                <w:i w:val="false"/>
+                <w:iCs w:val="false"/>
+                <w:color w:val="000000"/>
+                <w:sz w:val="22"/>
+                <w:szCs w:val="22"/>
               </w:rPr>
               <w:t xml:space="preserve">Bell Ringer / Review</w:t>
+            </w:r>
+            <w:r>
+              <w:rPr>
+                <w:rFonts w:ascii="Arial" w:cs="Arial" w:eastAsia="Arial" w:hAnsi="Arial"/>
+                <w:sz w:val="20"/>
+                <w:szCs w:val="20"/>
+              </w:rPr>
+              <w:br/>
+              <w:t xml:space="preserve"/>
+            </w:r>
+            <w:r>
+              <w:rPr>
+                <w:rFonts w:ascii="Arial" w:cs="Arial" w:eastAsia="Arial" w:hAnsi="Arial"/>
+                <w:sz w:val="20"/>
+                <w:szCs w:val="20"/>
+              </w:rPr>
+              <w:br/>
+              <w:t xml:space="preserve"/>
+            </w:r>
+            <w:r>
+              <w:rPr>
+                <w:rFonts w:ascii="Arial" w:cs="Arial" w:eastAsia="Arial" w:hAnsi="Arial"/>
+                <w:b/>
+                <w:bCs/>
+                <w:i w:val="false"/>
+                <w:iCs w:val="false"/>
+                <w:color w:val="000000"/>
+                <w:sz w:val="20"/>
+                <w:szCs w:val="20"/>
+              </w:rPr>
+              <w:t xml:space="preserve">Quick Write </w:t>
+            </w:r>
+            <w:r>
+              <w:rPr>
+                <w:rFonts w:ascii="Arial" w:cs="Arial" w:eastAsia="Arial" w:hAnsi="Arial"/>
+                <w:b w:val="false"/>
+                <w:bCs w:val="false"/>
+                <w:i w:val="false"/>
+                <w:iCs w:val="false"/>
+                <w:color w:val="000000"/>
+                <w:sz w:val="20"/>
+                <w:szCs w:val="20"/>
+              </w:rPr>
+              <w:t xml:space="preserve">(3 min — written or verbal):</w:t>
+            </w:r>
+            <w:r>
+              <w:rPr>
+                <w:rFonts w:ascii="Arial" w:cs="Arial" w:eastAsia="Arial" w:hAnsi="Arial"/>
+                <w:sz w:val="20"/>
+                <w:szCs w:val="20"/>
+              </w:rPr>
+              <w:br/>
+              <w:t xml:space="preserve"/>
+            </w:r>
+            <w:r>
+              <w:rPr>
+                <w:rFonts w:ascii="Arial" w:cs="Arial" w:eastAsia="Arial" w:hAnsi="Arial"/>
+                <w:b w:val="false"/>
+                <w:bCs w:val="false"/>
+                <w:i w:val="false"/>
+                <w:iCs w:val="false"/>
+                <w:color w:val="000000"/>
+                <w:sz w:val="20"/>
+                <w:szCs w:val="20"/>
+              </w:rPr>
+              <w:t xml:space="preserve">    What do you already know about how to write test cases with expected vs. actual output?</w:t>
+            </w:r>
+            <w:r>
+              <w:rPr>
+                <w:rFonts w:ascii="Arial" w:cs="Arial" w:eastAsia="Arial" w:hAnsi="Arial"/>
+                <w:sz w:val="20"/>
+                <w:szCs w:val="20"/>
+              </w:rPr>
+              <w:br/>
+              <w:t xml:space="preserve"/>
+            </w:r>
+            <w:r>
+              <w:rPr>
+                <w:rFonts w:ascii="Arial" w:cs="Arial" w:eastAsia="Arial" w:hAnsi="Arial"/>
+                <w:sz w:val="20"/>
+                <w:szCs w:val="20"/>
+              </w:rPr>
+              <w:br/>
+              <w:t xml:space="preserve"/>
+            </w:r>
+            <w:r>
+              <w:rPr>
+                <w:rFonts w:ascii="Arial" w:cs="Arial" w:eastAsia="Arial" w:hAnsi="Arial"/>
+                <w:b/>
+                <w:bCs/>
+                <w:i w:val="false"/>
+                <w:iCs w:val="false"/>
+                <w:color w:val="000000"/>
+                <w:sz w:val="20"/>
+                <w:szCs w:val="20"/>
+              </w:rPr>
+              <w:t xml:space="preserve">Vocabulary Preview — </w:t>
+            </w:r>
+            <w:r>
+              <w:rPr>
+                <w:rFonts w:ascii="Arial" w:cs="Arial" w:eastAsia="Arial" w:hAnsi="Arial"/>
+                <w:b w:val="false"/>
+                <w:bCs w:val="false"/>
+                <w:i w:val="false"/>
+                <w:iCs w:val="false"/>
+                <w:color w:val="000000"/>
+                <w:sz w:val="20"/>
+                <w:szCs w:val="20"/>
+              </w:rPr>
+              <w:t xml:space="preserve">terms we'll use today:</w:t>
+            </w:r>
+            <w:r>
+              <w:rPr>
+                <w:rFonts w:ascii="Arial" w:cs="Arial" w:eastAsia="Arial" w:hAnsi="Arial"/>
+                <w:sz w:val="20"/>
+                <w:szCs w:val="20"/>
+              </w:rPr>
+              <w:br/>
+              <w:t xml:space="preserve"/>
+            </w:r>
+            <w:r>
+              <w:rPr>
+                <w:rFonts w:ascii="Arial" w:cs="Arial" w:eastAsia="Arial" w:hAnsi="Arial"/>
+                <w:b w:val="false"/>
+                <w:bCs w:val="false"/>
+                <w:i w:val="false"/>
+                <w:iCs w:val="false"/>
+                <w:color w:val="000000"/>
+                <w:sz w:val="20"/>
+                <w:szCs w:val="20"/>
+              </w:rPr>
+              <w:t xml:space="preserve">    • test case   •   Input   •   Expected output   •   Actual output   •   Status   •   Specific</w:t>
+            </w:r>
+            <w:r>
+              <w:rPr>
+                <w:rFonts w:ascii="Arial" w:cs="Arial" w:eastAsia="Arial" w:hAnsi="Arial"/>
+                <w:sz w:val="20"/>
+                <w:szCs w:val="20"/>
+              </w:rPr>
+              <w:br/>
+              <w:t xml:space="preserve"/>
+            </w:r>
+            <w:r>
+              <w:rPr>
+                <w:rFonts w:ascii="Arial" w:cs="Arial" w:eastAsia="Arial" w:hAnsi="Arial"/>
+                <w:sz w:val="20"/>
+                <w:szCs w:val="20"/>
+              </w:rPr>
+              <w:br/>
+              <w:t xml:space="preserve"/>
+            </w:r>
+            <w:r>
+              <w:rPr>
+                <w:rFonts w:ascii="Arial" w:cs="Arial" w:eastAsia="Arial" w:hAnsi="Arial"/>
+                <w:b w:val="false"/>
+                <w:bCs w:val="false"/>
+                <w:i/>
+                <w:iCs/>
+                <w:color w:val="444444"/>
+                <w:sz w:val="20"/>
+                <w:szCs w:val="20"/>
+              </w:rPr>
+              <w:t xml:space="preserve">Today's Goal: By the end of class you will be able to write test cases with expected vs. actual output.</w:t>
+            </w:r>
+            <w:r>
+              <w:rPr>
+                <w:rFonts w:ascii="Arial" w:cs="Arial" w:eastAsia="Arial" w:hAnsi="Arial"/>
+                <w:sz w:val="20"/>
+                <w:szCs w:val="20"/>
+              </w:rPr>
+              <w:br/>
+              <w:t xml:space="preserve"/>
+            </w:r>
+            <w:r>
+              <w:rPr>
+                <w:rFonts w:ascii="Arial" w:cs="Arial" w:eastAsia="Arial" w:hAnsi="Arial"/>
+                <w:b w:val="false"/>
+                <w:bCs w:val="false"/>
+                <w:i/>
+                <w:iCs/>
+                <w:color w:val="555555"/>
+                <w:sz w:val="20"/>
+                <w:szCs w:val="20"/>
+              </w:rPr>
+              <w:t xml:space="preserve">→ Pair-share your response, then 2–3 students share with the class.</w:t>
             </w:r>
           </w:p>
         </w:tc>
@@ -319,9 +515,9 @@
               <w:right w:val="single" w:color="CCCCCC" w:sz="1"/>
             </w:tcBorders>
             <w:tcMar>
-              <w:top w:type="dxa" w:w="60"/>
+              <w:top w:type="dxa" w:w="80"/>
               <w:left w:type="dxa" w:w="120"/>
-              <w:bottom w:type="dxa" w:w="60"/>
+              <w:bottom w:type="dxa" w:w="80"/>
               <w:right w:type="dxa" w:w="120"/>
             </w:tcMar>
           </w:tcPr>
@@ -348,20 +544,380 @@
               <w:right w:val="single" w:color="CCCCCC" w:sz="1"/>
             </w:tcBorders>
             <w:tcMar>
-              <w:top w:type="dxa" w:w="60"/>
+              <w:top w:type="dxa" w:w="80"/>
               <w:left w:type="dxa" w:w="120"/>
-              <w:bottom w:type="dxa" w:w="60"/>
+              <w:bottom w:type="dxa" w:w="80"/>
               <w:right w:type="dxa" w:w="120"/>
             </w:tcMar>
           </w:tcPr>
           <w:p>
-            <w:r>
-              <w:rPr>
-                <w:rFonts w:ascii="Arial" w:cs="Arial" w:eastAsia="Arial" w:hAnsi="Arial"/>
-                <w:sz w:val="20"/>
-                <w:szCs w:val="20"/>
-              </w:rPr>
-              <w:t xml:space="preserve">Mini Lesson: Writing Test Cases</w:t>
+            <w:pPr>
+              <w:spacing w:after="80" w:before="80"/>
+            </w:pPr>
+            <w:r>
+              <w:rPr>
+                <w:rFonts w:ascii="Arial" w:cs="Arial" w:eastAsia="Arial" w:hAnsi="Arial"/>
+                <w:b/>
+                <w:bCs/>
+                <w:i w:val="false"/>
+                <w:iCs w:val="false"/>
+                <w:color w:val="000000"/>
+                <w:sz w:val="22"/>
+                <w:szCs w:val="22"/>
+              </w:rPr>
+              <w:t xml:space="preserve">Mini Lesson: </w:t>
+            </w:r>
+            <w:r>
+              <w:rPr>
+                <w:rFonts w:ascii="Arial" w:cs="Arial" w:eastAsia="Arial" w:hAnsi="Arial"/>
+                <w:b w:val="false"/>
+                <w:bCs w:val="false"/>
+                <w:i w:val="false"/>
+                <w:iCs w:val="false"/>
+                <w:color w:val="000000"/>
+                <w:sz w:val="22"/>
+                <w:szCs w:val="22"/>
+              </w:rPr>
+              <w:t xml:space="preserve">Writing Test Cases</w:t>
+            </w:r>
+            <w:r>
+              <w:rPr>
+                <w:rFonts w:ascii="Arial" w:cs="Arial" w:eastAsia="Arial" w:hAnsi="Arial"/>
+                <w:sz w:val="20"/>
+                <w:szCs w:val="20"/>
+              </w:rPr>
+              <w:br/>
+              <w:t xml:space="preserve"/>
+            </w:r>
+            <w:r>
+              <w:rPr>
+                <w:rFonts w:ascii="Arial" w:cs="Arial" w:eastAsia="Arial" w:hAnsi="Arial"/>
+                <w:sz w:val="20"/>
+                <w:szCs w:val="20"/>
+              </w:rPr>
+              <w:br/>
+              <w:t xml:space="preserve"/>
+            </w:r>
+            <w:r>
+              <w:rPr>
+                <w:rFonts w:ascii="Arial" w:cs="Arial" w:eastAsia="Arial" w:hAnsi="Arial"/>
+                <w:b/>
+                <w:bCs/>
+                <w:i/>
+                <w:iCs/>
+                <w:color w:val="000000"/>
+                <w:sz w:val="20"/>
+                <w:szCs w:val="20"/>
+              </w:rPr>
+              <w:t xml:space="preserve">Learning Target: </w:t>
+            </w:r>
+            <w:r>
+              <w:rPr>
+                <w:rFonts w:ascii="Arial" w:cs="Arial" w:eastAsia="Arial" w:hAnsi="Arial"/>
+                <w:b w:val="false"/>
+                <w:bCs w:val="false"/>
+                <w:i/>
+                <w:iCs/>
+                <w:color w:val="333333"/>
+                <w:sz w:val="20"/>
+                <w:szCs w:val="20"/>
+              </w:rPr>
+              <w:t xml:space="preserve">I can write test cases with expected vs. actual output.</w:t>
+            </w:r>
+            <w:r>
+              <w:rPr>
+                <w:rFonts w:ascii="Arial" w:cs="Arial" w:eastAsia="Arial" w:hAnsi="Arial"/>
+                <w:sz w:val="20"/>
+                <w:szCs w:val="20"/>
+              </w:rPr>
+              <w:br/>
+              <w:t xml:space="preserve"/>
+            </w:r>
+            <w:r>
+              <w:rPr>
+                <w:rFonts w:ascii="Arial" w:cs="Arial" w:eastAsia="Arial" w:hAnsi="Arial"/>
+                <w:sz w:val="20"/>
+                <w:szCs w:val="20"/>
+              </w:rPr>
+              <w:br/>
+              <w:t xml:space="preserve"/>
+            </w:r>
+            <w:r>
+              <w:rPr>
+                <w:rFonts w:ascii="Arial" w:cs="Arial" w:eastAsia="Arial" w:hAnsi="Arial"/>
+                <w:b w:val="false"/>
+                <w:bCs w:val="false"/>
+                <w:i w:val="false"/>
+                <w:iCs w:val="false"/>
+                <w:color w:val="000000"/>
+                <w:sz w:val="20"/>
+                <w:szCs w:val="20"/>
+              </w:rPr>
+              <w:t xml:space="preserve">1. Input — What are you testing with?</w:t>
+            </w:r>
+            <w:r>
+              <w:rPr>
+                <w:rFonts w:ascii="Arial" w:cs="Arial" w:eastAsia="Arial" w:hAnsi="Arial"/>
+                <w:sz w:val="20"/>
+                <w:szCs w:val="20"/>
+              </w:rPr>
+              <w:br/>
+              <w:t xml:space="preserve"/>
+            </w:r>
+            <w:r>
+              <w:rPr>
+                <w:rFonts w:ascii="Arial" w:cs="Arial" w:eastAsia="Arial" w:hAnsi="Arial"/>
+                <w:b w:val="false"/>
+                <w:bCs w:val="false"/>
+                <w:i w:val="false"/>
+                <w:iCs w:val="false"/>
+                <w:color w:val="000000"/>
+                <w:sz w:val="20"/>
+                <w:szCs w:val="20"/>
+              </w:rPr>
+              <w:t xml:space="preserve">2. Expected output — What should happen?</w:t>
+            </w:r>
+            <w:r>
+              <w:rPr>
+                <w:rFonts w:ascii="Arial" w:cs="Arial" w:eastAsia="Arial" w:hAnsi="Arial"/>
+                <w:sz w:val="20"/>
+                <w:szCs w:val="20"/>
+              </w:rPr>
+              <w:br/>
+              <w:t xml:space="preserve"/>
+            </w:r>
+            <w:r>
+              <w:rPr>
+                <w:rFonts w:ascii="Arial" w:cs="Arial" w:eastAsia="Arial" w:hAnsi="Arial"/>
+                <w:sz w:val="20"/>
+                <w:szCs w:val="20"/>
+              </w:rPr>
+              <w:br/>
+              <w:t xml:space="preserve"/>
+            </w:r>
+            <w:r>
+              <w:rPr>
+                <w:rFonts w:ascii="Arial" w:cs="Arial" w:eastAsia="Arial" w:hAnsi="Arial"/>
+                <w:b/>
+                <w:bCs/>
+                <w:i w:val="false"/>
+                <w:iCs w:val="false"/>
+                <w:color w:val="000000"/>
+                <w:sz w:val="20"/>
+                <w:szCs w:val="20"/>
+              </w:rPr>
+              <w:t xml:space="preserve">Key Concepts:</w:t>
+            </w:r>
+            <w:r>
+              <w:rPr>
+                <w:rFonts w:ascii="Arial" w:cs="Arial" w:eastAsia="Arial" w:hAnsi="Arial"/>
+                <w:sz w:val="20"/>
+                <w:szCs w:val="20"/>
+              </w:rPr>
+              <w:br/>
+              <w:t xml:space="preserve"/>
+            </w:r>
+            <w:r>
+              <w:rPr>
+                <w:rFonts w:ascii="Arial" w:cs="Arial" w:eastAsia="Arial" w:hAnsi="Arial"/>
+                <w:b w:val="false"/>
+                <w:bCs w:val="false"/>
+                <w:i w:val="false"/>
+                <w:iCs w:val="false"/>
+                <w:color w:val="000000"/>
+                <w:sz w:val="20"/>
+                <w:szCs w:val="20"/>
+              </w:rPr>
+              <w:t xml:space="preserve">    • Specific — Not vague; clear inputs and outputs</w:t>
+            </w:r>
+            <w:r>
+              <w:rPr>
+                <w:rFonts w:ascii="Arial" w:cs="Arial" w:eastAsia="Arial" w:hAnsi="Arial"/>
+                <w:sz w:val="20"/>
+                <w:szCs w:val="20"/>
+              </w:rPr>
+              <w:br/>
+              <w:t xml:space="preserve"/>
+            </w:r>
+            <w:r>
+              <w:rPr>
+                <w:rFonts w:ascii="Arial" w:cs="Arial" w:eastAsia="Arial" w:hAnsi="Arial"/>
+                <w:b w:val="false"/>
+                <w:bCs w:val="false"/>
+                <w:i w:val="false"/>
+                <w:iCs w:val="false"/>
+                <w:color w:val="000000"/>
+                <w:sz w:val="20"/>
+                <w:szCs w:val="20"/>
+              </w:rPr>
+              <w:t xml:space="preserve">    • Reproducible — You can run it again and get the same result</w:t>
+            </w:r>
+            <w:r>
+              <w:rPr>
+                <w:rFonts w:ascii="Arial" w:cs="Arial" w:eastAsia="Arial" w:hAnsi="Arial"/>
+                <w:sz w:val="20"/>
+                <w:szCs w:val="20"/>
+              </w:rPr>
+              <w:br/>
+              <w:t xml:space="preserve"/>
+            </w:r>
+            <w:r>
+              <w:rPr>
+                <w:rFonts w:ascii="Arial" w:cs="Arial" w:eastAsia="Arial" w:hAnsi="Arial"/>
+                <w:b w:val="false"/>
+                <w:bCs w:val="false"/>
+                <w:i w:val="false"/>
+                <w:iCs w:val="false"/>
+                <w:color w:val="000000"/>
+                <w:sz w:val="20"/>
+                <w:szCs w:val="20"/>
+              </w:rPr>
+              <w:t xml:space="preserve">    • Independent — Doesn't depend on other tests</w:t>
+            </w:r>
+            <w:r>
+              <w:rPr>
+                <w:rFonts w:ascii="Arial" w:cs="Arial" w:eastAsia="Arial" w:hAnsi="Arial"/>
+                <w:sz w:val="20"/>
+                <w:szCs w:val="20"/>
+              </w:rPr>
+              <w:br/>
+              <w:t xml:space="preserve"/>
+            </w:r>
+            <w:r>
+              <w:rPr>
+                <w:rFonts w:ascii="Arial" w:cs="Arial" w:eastAsia="Arial" w:hAnsi="Arial"/>
+                <w:b w:val="false"/>
+                <w:bCs w:val="false"/>
+                <w:i w:val="false"/>
+                <w:iCs w:val="false"/>
+                <w:color w:val="000000"/>
+                <w:sz w:val="20"/>
+                <w:szCs w:val="20"/>
+              </w:rPr>
+              <w:t xml:space="preserve">    • Clear — Someone else can understand what you're testing</w:t>
+            </w:r>
+            <w:r>
+              <w:rPr>
+                <w:rFonts w:ascii="Arial" w:cs="Arial" w:eastAsia="Arial" w:hAnsi="Arial"/>
+                <w:sz w:val="20"/>
+                <w:szCs w:val="20"/>
+              </w:rPr>
+              <w:br/>
+              <w:t xml:space="preserve"/>
+            </w:r>
+            <w:r>
+              <w:rPr>
+                <w:rFonts w:ascii="Arial" w:cs="Arial" w:eastAsia="Arial" w:hAnsi="Arial"/>
+                <w:sz w:val="20"/>
+                <w:szCs w:val="20"/>
+              </w:rPr>
+              <w:br/>
+              <w:t xml:space="preserve"/>
+            </w:r>
+            <w:r>
+              <w:rPr>
+                <w:rFonts w:ascii="Arial" w:cs="Arial" w:eastAsia="Arial" w:hAnsi="Arial"/>
+                <w:b/>
+                <w:bCs/>
+                <w:i w:val="false"/>
+                <w:iCs w:val="false"/>
+                <w:color w:val="000000"/>
+                <w:sz w:val="20"/>
+                <w:szCs w:val="20"/>
+              </w:rPr>
+              <w:t xml:space="preserve">Vocabulary: </w:t>
+            </w:r>
+            <w:r>
+              <w:rPr>
+                <w:rFonts w:ascii="Arial" w:cs="Arial" w:eastAsia="Arial" w:hAnsi="Arial"/>
+                <w:b w:val="false"/>
+                <w:bCs w:val="false"/>
+                <w:i w:val="false"/>
+                <w:iCs w:val="false"/>
+                <w:color w:val="000000"/>
+                <w:sz w:val="20"/>
+                <w:szCs w:val="20"/>
+              </w:rPr>
+              <w:t xml:space="preserve">test case, Input, Expected output, Actual output, Status, Specific</w:t>
+            </w:r>
+            <w:r>
+              <w:rPr>
+                <w:rFonts w:ascii="Arial" w:cs="Arial" w:eastAsia="Arial" w:hAnsi="Arial"/>
+                <w:sz w:val="20"/>
+                <w:szCs w:val="20"/>
+              </w:rPr>
+              <w:br/>
+              <w:t xml:space="preserve"/>
+            </w:r>
+            <w:r>
+              <w:rPr>
+                <w:rFonts w:ascii="Arial" w:cs="Arial" w:eastAsia="Arial" w:hAnsi="Arial"/>
+                <w:sz w:val="20"/>
+                <w:szCs w:val="20"/>
+              </w:rPr>
+              <w:br/>
+              <w:t xml:space="preserve"/>
+            </w:r>
+            <w:r>
+              <w:rPr>
+                <w:rFonts w:ascii="Arial" w:cs="Arial" w:eastAsia="Arial" w:hAnsi="Arial"/>
+                <w:b/>
+                <w:bCs/>
+                <w:i/>
+                <w:iCs/>
+                <w:color w:val="555555"/>
+                <w:sz w:val="20"/>
+                <w:szCs w:val="20"/>
+              </w:rPr>
+              <w:t xml:space="preserve">→ Live Demo — </w:t>
+            </w:r>
+            <w:r>
+              <w:rPr>
+                <w:rFonts w:ascii="Arial" w:cs="Arial" w:eastAsia="Arial" w:hAnsi="Arial"/>
+                <w:b w:val="false"/>
+                <w:bCs w:val="false"/>
+                <w:i/>
+                <w:iCs/>
+                <w:color w:val="555555"/>
+                <w:sz w:val="20"/>
+                <w:szCs w:val="20"/>
+              </w:rPr>
+              <w:t xml:space="preserve">type examples as students follow along in their own editor.</w:t>
+            </w:r>
+            <w:r>
+              <w:rPr>
+                <w:rFonts w:ascii="Arial" w:cs="Arial" w:eastAsia="Arial" w:hAnsi="Arial"/>
+                <w:sz w:val="20"/>
+                <w:szCs w:val="20"/>
+              </w:rPr>
+              <w:br/>
+              <w:t xml:space="preserve"/>
+            </w:r>
+            <w:r>
+              <w:rPr>
+                <w:rFonts w:ascii="Arial" w:cs="Arial" w:eastAsia="Arial" w:hAnsi="Arial"/>
+                <w:b/>
+                <w:bCs/>
+                <w:i/>
+                <w:iCs/>
+                <w:color w:val="555555"/>
+                <w:sz w:val="20"/>
+                <w:szCs w:val="20"/>
+              </w:rPr>
+              <w:t xml:space="preserve">→ Check for Understanding: </w:t>
+            </w:r>
+            <w:r>
+              <w:rPr>
+                <w:rFonts w:ascii="Arial" w:cs="Arial" w:eastAsia="Arial" w:hAnsi="Arial"/>
+                <w:b w:val="false"/>
+                <w:bCs w:val="false"/>
+                <w:i/>
+                <w:iCs/>
+                <w:color w:val="555555"/>
+                <w:sz w:val="20"/>
+                <w:szCs w:val="20"/>
+              </w:rPr>
+              <w:t xml:space="preserve">pause and cold-call: “Can someone explain what we just did in their own words?”</w:t>
             </w:r>
           </w:p>
         </w:tc>
@@ -377,9 +933,9 @@
               <w:right w:val="single" w:color="CCCCCC" w:sz="1"/>
             </w:tcBorders>
             <w:tcMar>
-              <w:top w:type="dxa" w:w="60"/>
+              <w:top w:type="dxa" w:w="80"/>
               <w:left w:type="dxa" w:w="120"/>
-              <w:bottom w:type="dxa" w:w="60"/>
+              <w:bottom w:type="dxa" w:w="80"/>
               <w:right w:type="dxa" w:w="120"/>
             </w:tcMar>
           </w:tcPr>
@@ -406,20 +962,90 @@
               <w:right w:val="single" w:color="CCCCCC" w:sz="1"/>
             </w:tcBorders>
             <w:tcMar>
-              <w:top w:type="dxa" w:w="60"/>
+              <w:top w:type="dxa" w:w="80"/>
               <w:left w:type="dxa" w:w="120"/>
-              <w:bottom w:type="dxa" w:w="60"/>
+              <w:bottom w:type="dxa" w:w="80"/>
               <w:right w:type="dxa" w:w="120"/>
             </w:tcMar>
           </w:tcPr>
           <w:p>
-            <w:r>
-              <w:rPr>
-                <w:rFonts w:ascii="Arial" w:cs="Arial" w:eastAsia="Arial" w:hAnsi="Arial"/>
-                <w:sz w:val="20"/>
-                <w:szCs w:val="20"/>
+            <w:pPr>
+              <w:spacing w:after="80" w:before="80"/>
+            </w:pPr>
+            <w:r>
+              <w:rPr>
+                <w:rFonts w:ascii="Arial" w:cs="Arial" w:eastAsia="Arial" w:hAnsi="Arial"/>
+                <w:b/>
+                <w:bCs/>
+                <w:i w:val="false"/>
+                <w:iCs w:val="false"/>
+                <w:color w:val="000000"/>
+                <w:sz w:val="22"/>
+                <w:szCs w:val="22"/>
               </w:rPr>
               <w:t xml:space="preserve">Guided Practice</w:t>
+            </w:r>
+            <w:r>
+              <w:rPr>
+                <w:rFonts w:ascii="Arial" w:cs="Arial" w:eastAsia="Arial" w:hAnsi="Arial"/>
+                <w:sz w:val="20"/>
+                <w:szCs w:val="20"/>
+              </w:rPr>
+              <w:br/>
+              <w:t xml:space="preserve"/>
+            </w:r>
+            <w:r>
+              <w:rPr>
+                <w:rFonts w:ascii="Arial" w:cs="Arial" w:eastAsia="Arial" w:hAnsi="Arial"/>
+                <w:sz w:val="20"/>
+                <w:szCs w:val="20"/>
+              </w:rPr>
+              <w:br/>
+              <w:t xml:space="preserve"/>
+            </w:r>
+            <w:r>
+              <w:rPr>
+                <w:rFonts w:ascii="Arial" w:cs="Arial" w:eastAsia="Arial" w:hAnsi="Arial"/>
+                <w:b w:val="false"/>
+                <w:bCs w:val="false"/>
+                <w:i w:val="false"/>
+                <w:iCs w:val="false"/>
+                <w:color w:val="000000"/>
+                <w:sz w:val="20"/>
+                <w:szCs w:val="20"/>
+              </w:rPr>
+              <w:t xml:space="preserve">Write test cases for this function:</w:t>
+            </w:r>
+            <w:r>
+              <w:rPr>
+                <w:rFonts w:ascii="Arial" w:cs="Arial" w:eastAsia="Arial" w:hAnsi="Arial"/>
+                <w:sz w:val="20"/>
+                <w:szCs w:val="20"/>
+              </w:rPr>
+              <w:br/>
+              <w:t xml:space="preserve"/>
+            </w:r>
+            <w:r>
+              <w:rPr>
+                <w:rFonts w:ascii="Arial" w:cs="Arial" w:eastAsia="Arial" w:hAnsi="Arial"/>
+                <w:sz w:val="20"/>
+                <w:szCs w:val="20"/>
+              </w:rPr>
+              <w:br/>
+              <w:t xml:space="preserve"/>
+            </w:r>
+            <w:r>
+              <w:rPr>
+                <w:rFonts w:ascii="Arial" w:cs="Arial" w:eastAsia="Arial" w:hAnsi="Arial"/>
+                <w:b w:val="false"/>
+                <w:bCs w:val="false"/>
+                <w:i/>
+                <w:iCs/>
+                <w:color w:val="555555"/>
+                <w:sz w:val="20"/>
+                <w:szCs w:val="20"/>
+              </w:rPr>
+              <w:t xml:space="preserve">→ Teacher models — students try alongside, then compare results.</w:t>
             </w:r>
           </w:p>
         </w:tc>
@@ -435,9 +1061,9 @@
               <w:right w:val="single" w:color="CCCCCC" w:sz="1"/>
             </w:tcBorders>
             <w:tcMar>
-              <w:top w:type="dxa" w:w="60"/>
+              <w:top w:type="dxa" w:w="80"/>
               <w:left w:type="dxa" w:w="120"/>
-              <w:bottom w:type="dxa" w:w="60"/>
+              <w:bottom w:type="dxa" w:w="80"/>
               <w:right w:type="dxa" w:w="120"/>
             </w:tcMar>
           </w:tcPr>
@@ -450,7 +1076,7 @@
                 <w:sz w:val="20"/>
                 <w:szCs w:val="20"/>
               </w:rPr>
-              <w:t xml:space="preserve">15-20 min</w:t>
+              <w:t xml:space="preserve">15–20 min</w:t>
             </w:r>
           </w:p>
         </w:tc>
@@ -464,20 +1090,164 @@
               <w:right w:val="single" w:color="CCCCCC" w:sz="1"/>
             </w:tcBorders>
             <w:tcMar>
-              <w:top w:type="dxa" w:w="60"/>
+              <w:top w:type="dxa" w:w="80"/>
               <w:left w:type="dxa" w:w="120"/>
-              <w:bottom w:type="dxa" w:w="60"/>
+              <w:bottom w:type="dxa" w:w="80"/>
               <w:right w:type="dxa" w:w="120"/>
             </w:tcMar>
           </w:tcPr>
           <w:p>
-            <w:r>
-              <w:rPr>
-                <w:rFonts w:ascii="Arial" w:cs="Arial" w:eastAsia="Arial" w:hAnsi="Arial"/>
-                <w:sz w:val="20"/>
-                <w:szCs w:val="20"/>
+            <w:pPr>
+              <w:spacing w:after="80" w:before="80"/>
+            </w:pPr>
+            <w:r>
+              <w:rPr>
+                <w:rFonts w:ascii="Arial" w:cs="Arial" w:eastAsia="Arial" w:hAnsi="Arial"/>
+                <w:b/>
+                <w:bCs/>
+                <w:i w:val="false"/>
+                <w:iCs w:val="false"/>
+                <w:color w:val="000000"/>
+                <w:sz w:val="22"/>
+                <w:szCs w:val="22"/>
               </w:rPr>
               <w:t xml:space="preserve">Independent Practice / Code Along</w:t>
+            </w:r>
+            <w:r>
+              <w:rPr>
+                <w:rFonts w:ascii="Arial" w:cs="Arial" w:eastAsia="Arial" w:hAnsi="Arial"/>
+                <w:sz w:val="20"/>
+                <w:szCs w:val="20"/>
+              </w:rPr>
+              <w:br/>
+              <w:t xml:space="preserve"/>
+            </w:r>
+            <w:r>
+              <w:rPr>
+                <w:rFonts w:ascii="Arial" w:cs="Arial" w:eastAsia="Arial" w:hAnsi="Arial"/>
+                <w:b/>
+                <w:bCs/>
+                <w:i w:val="false"/>
+                <w:iCs w:val="false"/>
+                <w:color w:val="000000"/>
+                <w:sz w:val="20"/>
+                <w:szCs w:val="20"/>
+              </w:rPr>
+              <w:t xml:space="preserve">    Beginner: </w:t>
+            </w:r>
+            <w:r>
+              <w:rPr>
+                <w:rFonts w:ascii="Arial" w:cs="Arial" w:eastAsia="Arial" w:hAnsi="Arial"/>
+                <w:b w:val="false"/>
+                <w:bCs w:val="false"/>
+                <w:i w:val="false"/>
+                <w:iCs w:val="false"/>
+                <w:color w:val="000000"/>
+                <w:sz w:val="20"/>
+                <w:szCs w:val="20"/>
+              </w:rPr>
+              <w:t xml:space="preserve">Write 5 test cases for str.upper(). Use the format above.</w:t>
+            </w:r>
+            <w:r>
+              <w:rPr>
+                <w:rFonts w:ascii="Arial" w:cs="Arial" w:eastAsia="Arial" w:hAnsi="Arial"/>
+                <w:sz w:val="20"/>
+                <w:szCs w:val="20"/>
+              </w:rPr>
+              <w:br/>
+              <w:t xml:space="preserve"/>
+            </w:r>
+            <w:r>
+              <w:rPr>
+                <w:rFonts w:ascii="Arial" w:cs="Arial" w:eastAsia="Arial" w:hAnsi="Arial"/>
+                <w:b/>
+                <w:bCs/>
+                <w:i w:val="false"/>
+                <w:iCs w:val="false"/>
+                <w:color w:val="000000"/>
+                <w:sz w:val="20"/>
+                <w:szCs w:val="20"/>
+              </w:rPr>
+              <w:t xml:space="preserve">    Intermediate: </w:t>
+            </w:r>
+            <w:r>
+              <w:rPr>
+                <w:rFonts w:ascii="Arial" w:cs="Arial" w:eastAsia="Arial" w:hAnsi="Arial"/>
+                <w:b w:val="false"/>
+                <w:bCs w:val="false"/>
+                <w:i w:val="false"/>
+                <w:iCs w:val="false"/>
+                <w:color w:val="000000"/>
+                <w:sz w:val="20"/>
+                <w:szCs w:val="20"/>
+              </w:rPr>
+              <w:t xml:space="preserve">Write 8+ test cases for a function that validates an email.</w:t>
+            </w:r>
+            <w:r>
+              <w:rPr>
+                <w:rFonts w:ascii="Arial" w:cs="Arial" w:eastAsia="Arial" w:hAnsi="Arial"/>
+                <w:sz w:val="20"/>
+                <w:szCs w:val="20"/>
+              </w:rPr>
+              <w:br/>
+              <w:t xml:space="preserve"/>
+            </w:r>
+            <w:r>
+              <w:rPr>
+                <w:rFonts w:ascii="Arial" w:cs="Arial" w:eastAsia="Arial" w:hAnsi="Arial"/>
+                <w:b/>
+                <w:bCs/>
+                <w:i w:val="false"/>
+                <w:iCs w:val="false"/>
+                <w:color w:val="000000"/>
+                <w:sz w:val="20"/>
+                <w:szCs w:val="20"/>
+              </w:rPr>
+              <w:t xml:space="preserve">    Challenge: </w:t>
+            </w:r>
+            <w:r>
+              <w:rPr>
+                <w:rFonts w:ascii="Arial" w:cs="Arial" w:eastAsia="Arial" w:hAnsi="Arial"/>
+                <w:b w:val="false"/>
+                <w:bCs w:val="false"/>
+                <w:i w:val="false"/>
+                <w:iCs w:val="false"/>
+                <w:color w:val="000000"/>
+                <w:sz w:val="20"/>
+                <w:szCs w:val="20"/>
+              </w:rPr>
+              <w:t xml:space="preserve">Write 10+ comprehensive test cases for a function that calculates days until a birthday. ---</w:t>
+            </w:r>
+            <w:r>
+              <w:rPr>
+                <w:rFonts w:ascii="Arial" w:cs="Arial" w:eastAsia="Arial" w:hAnsi="Arial"/>
+                <w:sz w:val="20"/>
+                <w:szCs w:val="20"/>
+              </w:rPr>
+              <w:br/>
+              <w:t xml:space="preserve"/>
+            </w:r>
+            <w:r>
+              <w:rPr>
+                <w:rFonts w:ascii="Arial" w:cs="Arial" w:eastAsia="Arial" w:hAnsi="Arial"/>
+                <w:sz w:val="20"/>
+                <w:szCs w:val="20"/>
+              </w:rPr>
+              <w:br/>
+              <w:t xml:space="preserve"/>
+            </w:r>
+            <w:r>
+              <w:rPr>
+                <w:rFonts w:ascii="Arial" w:cs="Arial" w:eastAsia="Arial" w:hAnsi="Arial"/>
+                <w:b w:val="false"/>
+                <w:bCs w:val="false"/>
+                <w:i/>
+                <w:iCs/>
+                <w:color w:val="555555"/>
+                <w:sz w:val="20"/>
+                <w:szCs w:val="20"/>
+              </w:rPr>
+              <w:t xml:space="preserve">→ Teacher circulates — offer hints, check for understanding.</w:t>
             </w:r>
           </w:p>
         </w:tc>
@@ -493,9 +1263,9 @@
               <w:right w:val="single" w:color="CCCCCC" w:sz="1"/>
             </w:tcBorders>
             <w:tcMar>
-              <w:top w:type="dxa" w:w="60"/>
+              <w:top w:type="dxa" w:w="80"/>
               <w:left w:type="dxa" w:w="120"/>
-              <w:bottom w:type="dxa" w:w="60"/>
+              <w:bottom w:type="dxa" w:w="80"/>
               <w:right w:type="dxa" w:w="120"/>
             </w:tcMar>
           </w:tcPr>
@@ -522,20 +1292,90 @@
               <w:right w:val="single" w:color="CCCCCC" w:sz="1"/>
             </w:tcBorders>
             <w:tcMar>
-              <w:top w:type="dxa" w:w="60"/>
+              <w:top w:type="dxa" w:w="80"/>
               <w:left w:type="dxa" w:w="120"/>
-              <w:bottom w:type="dxa" w:w="60"/>
+              <w:bottom w:type="dxa" w:w="80"/>
               <w:right w:type="dxa" w:w="120"/>
             </w:tcMar>
           </w:tcPr>
           <w:p>
-            <w:r>
-              <w:rPr>
-                <w:rFonts w:ascii="Arial" w:cs="Arial" w:eastAsia="Arial" w:hAnsi="Arial"/>
-                <w:sz w:val="20"/>
-                <w:szCs w:val="20"/>
+            <w:pPr>
+              <w:spacing w:after="80" w:before="80"/>
+            </w:pPr>
+            <w:r>
+              <w:rPr>
+                <w:rFonts w:ascii="Arial" w:cs="Arial" w:eastAsia="Arial" w:hAnsi="Arial"/>
+                <w:b/>
+                <w:bCs/>
+                <w:i w:val="false"/>
+                <w:iCs w:val="false"/>
+                <w:color w:val="000000"/>
+                <w:sz w:val="22"/>
+                <w:szCs w:val="22"/>
               </w:rPr>
               <w:t xml:space="preserve">Exit Ticket / Wrap-Up</w:t>
+            </w:r>
+            <w:r>
+              <w:rPr>
+                <w:rFonts w:ascii="Arial" w:cs="Arial" w:eastAsia="Arial" w:hAnsi="Arial"/>
+                <w:sz w:val="20"/>
+                <w:szCs w:val="20"/>
+              </w:rPr>
+              <w:br/>
+              <w:t xml:space="preserve"/>
+            </w:r>
+            <w:r>
+              <w:rPr>
+                <w:rFonts w:ascii="Arial" w:cs="Arial" w:eastAsia="Arial" w:hAnsi="Arial"/>
+                <w:sz w:val="20"/>
+                <w:szCs w:val="20"/>
+              </w:rPr>
+              <w:br/>
+              <w:t xml:space="preserve"/>
+            </w:r>
+            <w:r>
+              <w:rPr>
+                <w:rFonts w:ascii="Arial" w:cs="Arial" w:eastAsia="Arial" w:hAnsi="Arial"/>
+                <w:b w:val="false"/>
+                <w:bCs w:val="false"/>
+                <w:i w:val="false"/>
+                <w:iCs w:val="false"/>
+                <w:color w:val="000000"/>
+                <w:sz w:val="20"/>
+                <w:szCs w:val="20"/>
+              </w:rPr>
+              <w:t xml:space="preserve">Quick Check: Write test cases with expected vs. actual output?</w:t>
+            </w:r>
+            <w:r>
+              <w:rPr>
+                <w:rFonts w:ascii="Arial" w:cs="Arial" w:eastAsia="Arial" w:hAnsi="Arial"/>
+                <w:sz w:val="20"/>
+                <w:szCs w:val="20"/>
+              </w:rPr>
+              <w:br/>
+              <w:t xml:space="preserve"/>
+            </w:r>
+            <w:r>
+              <w:rPr>
+                <w:rFonts w:ascii="Arial" w:cs="Arial" w:eastAsia="Arial" w:hAnsi="Arial"/>
+                <w:sz w:val="20"/>
+                <w:szCs w:val="20"/>
+              </w:rPr>
+              <w:br/>
+              <w:t xml:space="preserve"/>
+            </w:r>
+            <w:r>
+              <w:rPr>
+                <w:rFonts w:ascii="Arial" w:cs="Arial" w:eastAsia="Arial" w:hAnsi="Arial"/>
+                <w:b w:val="false"/>
+                <w:bCs w:val="false"/>
+                <w:i/>
+                <w:iCs/>
+                <w:color w:val="555555"/>
+                <w:sz w:val="20"/>
+                <w:szCs w:val="20"/>
+              </w:rPr>
+              <w:t xml:space="preserve">→ 3–2–1: Name 3 things learned, 2 new vocab words, 1 question you still have.</w:t>
             </w:r>
           </w:p>
         </w:tc>
@@ -811,7 +1651,7 @@
                 <w:sz w:val="18"/>
                 <w:szCs w:val="18"/>
               </w:rPr>
-              <w:t xml:space="preserve"># Example: Testing a function that checks if a year is a leap year</w:t>
+              <w:t xml:space="preserve">def is_leap_year(year):</w:t>
             </w:r>
           </w:p>
           <w:p>
@@ -824,7 +1664,7 @@
                 <w:sz w:val="18"/>
                 <w:szCs w:val="18"/>
               </w:rPr>
-              <w:t xml:space="preserve">def is_leap_year(year):</w:t>
+              <w:t xml:space="preserve">    return (year % 4 == 0 and year % 100 != 0) or (year % 400 == 0)</w:t>
             </w:r>
           </w:p>
           <w:p>
@@ -837,7 +1677,7 @@
                 <w:sz w:val="18"/>
                 <w:szCs w:val="18"/>
               </w:rPr>
-              <w:t xml:space="preserve">    return (year % 4 == 0 and year % 100 != 0) or (year % 400 == 0)</w:t>
+              <w:t xml:space="preserve"> </w:t>
             </w:r>
           </w:p>
           <w:p>
@@ -863,7 +1703,7 @@
                 <w:sz w:val="18"/>
                 <w:szCs w:val="18"/>
               </w:rPr>
-              <w:t xml:space="preserve"># Test cases:</w:t>
+              <w:t xml:space="preserve">test_cases = [</w:t>
             </w:r>
           </w:p>
           <w:p>
@@ -876,7 +1716,7 @@
                 <w:sz w:val="18"/>
                 <w:szCs w:val="18"/>
               </w:rPr>
-              <w:t xml:space="preserve">test_cases = [</w:t>
+              <w:t xml:space="preserve">    # (input, expected_output, description)</w:t>
             </w:r>
           </w:p>
           <w:p>
@@ -889,7 +1729,7 @@
                 <w:sz w:val="18"/>
                 <w:szCs w:val="18"/>
               </w:rPr>
-              <w:t xml:space="preserve">    # (input, expected_output, description)</w:t>
+              <w:t xml:space="preserve">    (2020, True, "Year divisible by 4 and not by 100"),</w:t>
             </w:r>
           </w:p>
           <w:p>
@@ -902,7 +1742,7 @@
                 <w:sz w:val="18"/>
                 <w:szCs w:val="18"/>
               </w:rPr>
-              <w:t xml:space="preserve">    (2020, True, "Year divisible by 4 and not by 100"),</w:t>
+              <w:t xml:space="preserve">    (2021, False, "Year not divisible by 4"),</w:t>
             </w:r>
           </w:p>
           <w:p>
@@ -915,7 +1755,7 @@
                 <w:sz w:val="18"/>
                 <w:szCs w:val="18"/>
               </w:rPr>
-              <w:t xml:space="preserve">    (2021, False, "Year not divisible by 4"),</w:t>
+              <w:t xml:space="preserve">    (2000, True, "Year divisible by 400"),</w:t>
             </w:r>
           </w:p>
           <w:p>
@@ -928,7 +1768,7 @@
                 <w:sz w:val="18"/>
                 <w:szCs w:val="18"/>
               </w:rPr>
-              <w:t xml:space="preserve">    (2000, True, "Year divisible by 400"),</w:t>
+              <w:t xml:space="preserve">    (1900, False, "Year divisible by 100 but not 400"),</w:t>
             </w:r>
           </w:p>
           <w:p>
@@ -941,7 +1781,7 @@
                 <w:sz w:val="18"/>
                 <w:szCs w:val="18"/>
               </w:rPr>
-              <w:t xml:space="preserve">    (1900, False, "Year divisible by 100 but not 400"),</w:t>
+              <w:t xml:space="preserve">]</w:t>
             </w:r>
           </w:p>
           <w:p>
@@ -954,7 +1794,7 @@
                 <w:sz w:val="18"/>
                 <w:szCs w:val="18"/>
               </w:rPr>
-              <w:t xml:space="preserve">]</w:t>
+              <w:t xml:space="preserve"> </w:t>
             </w:r>
           </w:p>
           <w:p>
@@ -980,7 +1820,7 @@
                 <w:sz w:val="18"/>
                 <w:szCs w:val="18"/>
               </w:rPr>
-              <w:t xml:space="preserve"># Run tests:</w:t>
+              <w:t xml:space="preserve">for year, expected, description in test_cases:</w:t>
             </w:r>
           </w:p>
           <w:p>
@@ -993,7 +1833,7 @@
                 <w:sz w:val="18"/>
                 <w:szCs w:val="18"/>
               </w:rPr>
-              <w:t xml:space="preserve">for year, expected, description in test_cases:</w:t>
+              <w:t xml:space="preserve">    actual = is_leap_year(year)</w:t>
             </w:r>
           </w:p>
           <w:p>
@@ -1006,7 +1846,7 @@
                 <w:sz w:val="18"/>
                 <w:szCs w:val="18"/>
               </w:rPr>
-              <w:t xml:space="preserve">    actual = is_leap_year(year)</w:t>
+              <w:t xml:space="preserve">    status = "PASS" if actual == expected else "FAIL"</w:t>
             </w:r>
           </w:p>
           <w:p>
@@ -1019,7 +1859,7 @@
                 <w:sz w:val="18"/>
                 <w:szCs w:val="18"/>
               </w:rPr>
-              <w:t xml:space="preserve">    status = "PASS" if actual == expected else "FAIL"</w:t>
+              <w:t xml:space="preserve">    print(f"{status}: {year} - {description}")</w:t>
             </w:r>
           </w:p>
           <w:p>
@@ -1032,72 +1872,7 @@
                 <w:sz w:val="18"/>
                 <w:szCs w:val="18"/>
               </w:rPr>
-              <w:t xml:space="preserve">    print(f"{status}: {year} - {description}")</w:t>
-            </w:r>
-          </w:p>
-          <w:p>
-            <w:pPr>
-              <w:spacing w:after="20"/>
-            </w:pPr>
-            <w:r>
-              <w:rPr>
-                <w:rFonts w:ascii="Courier New" w:cs="Courier New" w:eastAsia="Courier New" w:hAnsi="Courier New"/>
-                <w:sz w:val="18"/>
-                <w:szCs w:val="18"/>
-              </w:rPr>
               <w:t xml:space="preserve">    print(f"  Expected: {expected}, Actual: {actual}")</w:t>
-            </w:r>
-          </w:p>
-          <w:p>
-            <w:pPr>
-              <w:spacing w:after="20"/>
-            </w:pPr>
-            <w:r>
-              <w:rPr>
-                <w:rFonts w:ascii="Courier New" w:cs="Courier New" w:eastAsia="Courier New" w:hAnsi="Courier New"/>
-                <w:sz w:val="18"/>
-                <w:szCs w:val="18"/>
-              </w:rPr>
-              <w:t xml:space="preserve"> </w:t>
-            </w:r>
-          </w:p>
-          <w:p>
-            <w:pPr>
-              <w:spacing w:after="20"/>
-            </w:pPr>
-            <w:r>
-              <w:rPr>
-                <w:rFonts w:ascii="Courier New" w:cs="Courier New" w:eastAsia="Courier New" w:hAnsi="Courier New"/>
-                <w:sz w:val="18"/>
-                <w:szCs w:val="18"/>
-              </w:rPr>
-              <w:t xml:space="preserve"># Example output:</w:t>
-            </w:r>
-          </w:p>
-          <w:p>
-            <w:pPr>
-              <w:spacing w:after="20"/>
-            </w:pPr>
-            <w:r>
-              <w:rPr>
-                <w:rFonts w:ascii="Courier New" w:cs="Courier New" w:eastAsia="Courier New" w:hAnsi="Courier New"/>
-                <w:sz w:val="18"/>
-                <w:szCs w:val="18"/>
-              </w:rPr>
-              <w:t xml:space="preserve"># PASS: 2020 - Year divisible by 4 and not by 100</w:t>
-            </w:r>
-          </w:p>
-          <w:p>
-            <w:pPr>
-              <w:spacing w:after="20"/>
-            </w:pPr>
-            <w:r>
-              <w:rPr>
-                <w:rFonts w:ascii="Courier New" w:cs="Courier New" w:eastAsia="Courier New" w:hAnsi="Courier New"/>
-                <w:sz w:val="18"/>
-                <w:szCs w:val="18"/>
-              </w:rPr>
-              <w:t xml:space="preserve">#   Expected: True, Actual: True</w:t>
             </w:r>
           </w:p>
         </w:tc>
@@ -1442,76 +2217,7 @@
           <w:sz w:val="20"/>
           <w:szCs w:val="20"/>
         </w:rPr>
-        <w:t xml:space="preserve">Challenge: Write 10+ comprehensive test cases for a function that calculates days until a birthday. &lt;details&gt; &lt;summary&gt;✅ Sample Answers&lt;/summary&gt;</w:t>
-      </w:r>
-    </w:p>
-    <w:p>
-      <w:pPr>
-        <w:spacing w:after="80"/>
-      </w:pPr>
-      <w:r>
-        <w:rPr>
-          <w:rFonts w:ascii="Arial" w:cs="Arial" w:eastAsia="Arial" w:hAnsi="Arial"/>
-          <w:b/>
-          <w:bCs/>
-          <w:sz w:val="20"/>
-          <w:szCs w:val="20"/>
-        </w:rPr>
-        <w:t xml:space="preserve">Problem 4: </w:t>
-      </w:r>
-      <w:r>
-        <w:rPr>
-          <w:rFonts w:ascii="Arial" w:cs="Arial" w:eastAsia="Arial" w:hAnsi="Arial"/>
-          <w:sz w:val="20"/>
-          <w:szCs w:val="20"/>
-        </w:rPr>
-        <w:t xml:space="preserve">:</w:t>
-      </w:r>
-    </w:p>
-    <w:p>
-      <w:pPr>
-        <w:spacing w:after="80"/>
-      </w:pPr>
-      <w:r>
-        <w:rPr>
-          <w:rFonts w:ascii="Arial" w:cs="Arial" w:eastAsia="Arial" w:hAnsi="Arial"/>
-          <w:b/>
-          <w:bCs/>
-          <w:sz w:val="20"/>
-          <w:szCs w:val="20"/>
-        </w:rPr>
-        <w:t xml:space="preserve">Problem 5: </w:t>
-      </w:r>
-      <w:r>
-        <w:rPr>
-          <w:rFonts w:ascii="Arial" w:cs="Arial" w:eastAsia="Arial" w:hAnsi="Arial"/>
-          <w:sz w:val="20"/>
-          <w:szCs w:val="20"/>
-        </w:rPr>
-        <w:t xml:space="preserve">: Test cases for valid email validation.</w:t>
-      </w:r>
-    </w:p>
-    <w:p>
-      <w:pPr>
-        <w:spacing w:after="80"/>
-      </w:pPr>
-      <w:r>
-        <w:rPr>
-          <w:rFonts w:ascii="Arial" w:cs="Arial" w:eastAsia="Arial" w:hAnsi="Arial"/>
-          <w:b/>
-          <w:bCs/>
-          <w:sz w:val="20"/>
-          <w:szCs w:val="20"/>
-        </w:rPr>
-        <w:t xml:space="preserve">Problem 6: </w:t>
-      </w:r>
-      <w:r>
-        <w:rPr>
-          <w:rFonts w:ascii="Arial" w:cs="Arial" w:eastAsia="Arial" w:hAnsi="Arial"/>
-          <w:sz w:val="20"/>
-          <w:szCs w:val="20"/>
-        </w:rPr>
-        <w:t xml:space="preserve">: Test cases for days until birthday. &lt;/details&gt; ---</w:t>
+        <w:t xml:space="preserve">Challenge: Write 10+ comprehensive test cases for a function that calculates days until a birthday. ---</w:t>
       </w:r>
     </w:p>
     <w:p>

--- a/Coding 1 - year/Unit 6 - Debugging and Documentation/Daily Lesson Plans/Word/Day 133.docx
+++ b/Coding 1 - year/Unit 6 - Debugging and Documentation/Daily Lesson Plans/Word/Day 133.docx
@@ -380,7 +380,7 @@
                 <w:sz w:val="20"/>
                 <w:szCs w:val="20"/>
               </w:rPr>
-              <w:t xml:space="preserve">    What do you already know about how to write test cases with expected vs. actual output?</w:t>
+              <w:t xml:space="preserve">    If you had to write test cases with expected vs. actual output, what would be the very first line of code you'd write? Why?</w:t>
             </w:r>
             <w:r>
               <w:rPr>
@@ -477,7 +477,7 @@
                 <w:sz w:val="20"/>
                 <w:szCs w:val="20"/>
               </w:rPr>
-              <w:t xml:space="preserve">Today's Goal: By the end of class you will be able to write test cases with expected vs. actual output.</w:t>
+              <w:t xml:space="preserve">Today’s Goal: By the end of class you will be able to write test cases with expected vs. actual output.</w:t>
             </w:r>
             <w:r>
               <w:rPr>
@@ -1344,7 +1344,7 @@
                 <w:sz w:val="20"/>
                 <w:szCs w:val="20"/>
               </w:rPr>
-              <w:t xml:space="preserve">Quick Check: Write test cases with expected vs. actual output?</w:t>
+              <w:t xml:space="preserve">Without looking at your notes, write pseudocode showing how to write test cases with expected vs. actual output.</w:t>
             </w:r>
             <w:r>
               <w:rPr>

--- a/Coding 1 - year/Unit 6 - Debugging and Documentation/Daily Lesson Plans/Word/Day 133.docx
+++ b/Coding 1 - year/Unit 6 - Debugging and Documentation/Daily Lesson Plans/Word/Day 133.docx
@@ -707,6 +707,94 @@
                 <w:szCs w:val="20"/>
               </w:rPr>
               <w:t xml:space="preserve">Key Concepts:</w:t>
+            </w:r>
+            <w:r>
+              <w:rPr>
+                <w:rFonts w:ascii="Arial" w:cs="Arial" w:eastAsia="Arial" w:hAnsi="Arial"/>
+                <w:sz w:val="20"/>
+                <w:szCs w:val="20"/>
+              </w:rPr>
+              <w:br/>
+              <w:t xml:space="preserve"/>
+            </w:r>
+            <w:r>
+              <w:rPr>
+                <w:rFonts w:ascii="Arial" w:cs="Arial" w:eastAsia="Arial" w:hAnsi="Arial"/>
+                <w:b w:val="false"/>
+                <w:bCs w:val="false"/>
+                <w:i w:val="false"/>
+                <w:iCs w:val="false"/>
+                <w:color w:val="000000"/>
+                <w:sz w:val="20"/>
+                <w:szCs w:val="20"/>
+              </w:rPr>
+              <w:t xml:space="preserve">    • Input — What are you testing with?</w:t>
+            </w:r>
+            <w:r>
+              <w:rPr>
+                <w:rFonts w:ascii="Arial" w:cs="Arial" w:eastAsia="Arial" w:hAnsi="Arial"/>
+                <w:sz w:val="20"/>
+                <w:szCs w:val="20"/>
+              </w:rPr>
+              <w:br/>
+              <w:t xml:space="preserve"/>
+            </w:r>
+            <w:r>
+              <w:rPr>
+                <w:rFonts w:ascii="Arial" w:cs="Arial" w:eastAsia="Arial" w:hAnsi="Arial"/>
+                <w:b w:val="false"/>
+                <w:bCs w:val="false"/>
+                <w:i w:val="false"/>
+                <w:iCs w:val="false"/>
+                <w:color w:val="000000"/>
+                <w:sz w:val="20"/>
+                <w:szCs w:val="20"/>
+              </w:rPr>
+              <w:t xml:space="preserve">    • Expected output — What should happen?</w:t>
+            </w:r>
+            <w:r>
+              <w:rPr>
+                <w:rFonts w:ascii="Arial" w:cs="Arial" w:eastAsia="Arial" w:hAnsi="Arial"/>
+                <w:sz w:val="20"/>
+                <w:szCs w:val="20"/>
+              </w:rPr>
+              <w:br/>
+              <w:t xml:space="preserve"/>
+            </w:r>
+            <w:r>
+              <w:rPr>
+                <w:rFonts w:ascii="Arial" w:cs="Arial" w:eastAsia="Arial" w:hAnsi="Arial"/>
+                <w:b w:val="false"/>
+                <w:bCs w:val="false"/>
+                <w:i w:val="false"/>
+                <w:iCs w:val="false"/>
+                <w:color w:val="000000"/>
+                <w:sz w:val="20"/>
+                <w:szCs w:val="20"/>
+              </w:rPr>
+              <w:t xml:space="preserve">    • Actual output — What really happened?</w:t>
+            </w:r>
+            <w:r>
+              <w:rPr>
+                <w:rFonts w:ascii="Arial" w:cs="Arial" w:eastAsia="Arial" w:hAnsi="Arial"/>
+                <w:sz w:val="20"/>
+                <w:szCs w:val="20"/>
+              </w:rPr>
+              <w:br/>
+              <w:t xml:space="preserve"/>
+            </w:r>
+            <w:r>
+              <w:rPr>
+                <w:rFonts w:ascii="Arial" w:cs="Arial" w:eastAsia="Arial" w:hAnsi="Arial"/>
+                <w:b w:val="false"/>
+                <w:bCs w:val="false"/>
+                <w:i w:val="false"/>
+                <w:iCs w:val="false"/>
+                <w:color w:val="000000"/>
+                <w:sz w:val="20"/>
+                <w:szCs w:val="20"/>
+              </w:rPr>
+              <w:t xml:space="preserve">    • Status — Pass or fail?</w:t>
             </w:r>
             <w:r>
               <w:rPr>
